--- a/doc/Thiết kế Thời đại Đồ đá.docx
+++ b/doc/Thiết kế Thời đại Đồ đá.docx
@@ -198,7 +198,7 @@
           </w:tcPr>
           <w:p>
             <w:r>
-              <w:t>2–3 giờ</w:t>
+              <w:t>2–3 giờ mỗi phiên; tổng thời lượng cả thời đại đang xem lại (xem mục "Làng NPC, tiền tệ và bá chủ")</w:t>
             </w:r>
           </w:p>
         </w:tc>
@@ -220,12 +220,23 @@
           </w:tcPr>
           <w:p>
             <w:r>
-              <w:t>1 ngày = 4 phút thật; 1 mùa = 5 ngày; 1 năm = 20 ngày (80 phút)</w:t>
+              <w:t>1 ngày = 20 phút thật (12 phút ban ngày); 1 mùa = 5 ngày (100 phút); 1 năm = 20 ngày (400 phút)</w:t>
             </w:r>
           </w:p>
         </w:tc>
       </w:tr>
     </w:tbl>
+    <w:p>
+      <w:r>
+        <w:rPr>
+          <w:b/>
+        </w:rPr>
+        <w:t xml:space="preserve">Ghi chú cập nhật (28/10):</w:t>
+      </w:r>
+      <w:r>
+        <w:t xml:space="preserve"> Ngày game nay dài 20 phút thật (trước đây 4 phút), nên các con số "phút thật" trong ngoặc ở những phần sau nếu chưa sửa là tính theo ngày 4 phút, cần nhân 5. Xây, chế tạo, nghiên cứu tính theo "ngày công" nên không đổi theo độ dài ngày. Game cũng đã có Nhà nghiên cứu, Nhà chế tạo, Nhà sửa chữa, Kho công cụ, Kho vũ khí, vỏ sò làm tiền, mỗi loại công trình chỉ xây một cái, và lưu game; những chỗ tài liệu này viết "không có công trình nghiên cứu" hoặc "phát minh mở từ việc làm" là bản đầu chưa cập nhật. Kiến trúc mã nguồn xem src/sim/ARCHITECTURE.md.</w:t>
+      </w:r>
+    </w:p>
     <w:p>
       <w:r>
         <w:t>Vòng lặp chính của thời đại:</w:t>
@@ -12318,6 +12329,82 @@
     <w:p>
       <w:r>
         <w:t>Gấu và hổ lạc vào làng khi làng ở gần hang của chúng, không theo lịch.</w:t>
+      </w:r>
+    </w:p>
+    <w:p>
+      <w:pPr>
+        <w:pStyle w:val="Heading2"/>
+      </w:pPr>
+      <w:r>
+        <w:t xml:space="preserve">Làng NPC, tiền tệ và bá chủ</w:t>
+      </w:r>
+    </w:p>
+    <w:p>
+      <w:r>
+        <w:t xml:space="preserve">Phần này thay cách nhìn bộ tộc ở trên: sáu bộ tộc là sáu làng NPC tự phát triển, không đứng yên chờ người chơi. Công thức, số liệu và kế hoạch nằm ở tài liệu riêng "Cơ chế kinh tế, chính trị, xã hội thời đồ đá" (thư mục doc); dưới đây là phần tóm tắt để hai tài liệu không mâu thuẫn. Các con số là đề xuất để chơi thử.</w:t>
+      </w:r>
+    </w:p>
+    <w:p>
+      <w:pPr>
+        <w:pStyle w:val="Heading3"/>
+      </w:pPr>
+      <w:r>
+        <w:t xml:space="preserve">Các làng tự phát triển</w:t>
+      </w:r>
+    </w:p>
+    <w:p>
+      <w:r>
+        <w:t xml:space="preserve">Mỗi làng có một bậc phát triển (Nghèo, Trung bình, Đang phát triển, Giàu, Mạnh), bốc ngẫu nhiên lúc tạo bản đồ; bậc Mạnh chỉ đạt bằng tăng trưởng. Tiến độ lên bậc mỗi ngày game bằng 4 × hệ số sản xuất × hệ số vùng (vùng nhiều tài nguyên lớn nhanh) × chất lượng quyết định của thủ lĩnh. Thủ lĩnh sai lầm làm một làng mạnh suy yếu và để làng khác vươn lên.</w:t>
+      </w:r>
+    </w:p>
+    <w:p>
+      <w:pPr>
+        <w:pStyle w:val="Heading3"/>
+      </w:pPr>
+      <w:r>
+        <w:t xml:space="preserve">Tiền tệ</w:t>
+      </w:r>
+    </w:p>
+    <w:p>
+      <w:r>
+        <w:t xml:space="preserve">Trước khi có bá chủ chỉ có đổi chác, tỷ giá riêng từng làng nằm trong khoảng 0,7 đến 1,6 lần giá công bằng (10 thức ăn, 5 gỗ, 5 đá hoặc 2 da đổi 1 vỏ sò); làng mạnh ép giá làng yếu ở đầu trên của khoảng đó. Tiền chuẩn ra đời khi một làng xưng bá và do bá chủ quản. Người chơi không in được tiền: mỗi làng có ví hữu hạn, giá giảm khi bán nhiều, và chỉ bá chủ được phát hành (trần 3% mỗi mùa).</w:t>
+      </w:r>
+    </w:p>
+    <w:p>
+      <w:pPr>
+        <w:pStyle w:val="Heading3"/>
+      </w:pPr>
+      <w:r>
+        <w:t xml:space="preserve">Bá chủ và sứ giả</w:t>
+      </w:r>
+    </w:p>
+    <w:p>
+      <w:r>
+        <w:t xml:space="preserve">Bá chủ xuất hiện khi một làng ở bậc Mạnh vượt 1,5 lần trung vị các làng khác và 1,25 lần làng đứng nhì trong 2 ngày game, trong cửa sổ ngày 9–15. Người chơi không thể là bá chủ trước khi hạ bá chủ. Sứ giả của vua đến làng người chơi, người chơi có 0,5 ngày game để chọn: thần phục (làm tay sai, cống nạp, âm thầm lớn lên); giả vờ thần phục để liên minh ngầm với các làng khác; từ chối và tự thân đối đầu qua ba hạn thử thách; hoặc giết sứ giả (gần như chắc chắn thua). Thua theo bậc: có thanh Nghi ngờ nhìn thấy được và ba mức cảnh báo, chỉ mức cuối mới mất game.</w:t>
+      </w:r>
+    </w:p>
+    <w:p>
+      <w:pPr>
+        <w:pStyle w:val="Heading3"/>
+      </w:pPr>
+      <w:r>
+        <w:t xml:space="preserve">Vòng lặp triều đại và Cổng thời đại</w:t>
+      </w:r>
+    </w:p>
+    <w:p>
+      <w:r>
+        <w:t xml:space="preserve">Hạ bá chủ cho lễ đăng quang và quyền làm vua (có trần phát hành tiền). Khoảng 6–8 ngày game sau, một làng mạnh hơn trỗi dậy và vòng lặp bắt đầu lại. Cổng thời đại mở khi thống nhất ít nhất 4 trong 6 làng, đủ 30 dân, năm phát minh bắt buộc, mảnh đồng đầu tiên, và giữ ngôi 3 ngày game. Thu nạp, cống nạp và đầu hàng ở phần bộ tộc vẫn giữ: đó là cách biến một làng NPC thành chư hầu hoặc đồng minh.</w:t>
+      </w:r>
+    </w:p>
+    <w:p>
+      <w:r>
+        <w:rPr>
+          <w:b/>
+        </w:rPr>
+        <w:t xml:space="preserve">Chưa chốt: </w:t>
+      </w:r>
+      <w:r>
+        <w:t xml:space="preserve">Lịch và thời lượng (ngày game 20 phút, bá chủ ngày 9–15, mỗi con đường 8–12 ngày) đang chờ chốt; xem mục 5.2 của tài liệu riêng.</w:t>
       </w:r>
     </w:p>
     <w:p>
